--- a/Pertemuan13.docx
+++ b/Pertemuan13.docx
@@ -8,53 +8,55 @@
         <w:rPr>
           <w:rFonts w:ascii="Times New Roman" w:eastAsia="Times New Roman" w:hAnsi="Times New Roman" w:cs="Times New Roman"/>
           <w:b/>
+          <w:sz w:val="36"/>
+          <w:szCs w:val="36"/>
+        </w:rPr>
+      </w:pPr>
+      <w:r>
+        <w:rPr>
+          <w:rFonts w:ascii="Times New Roman" w:eastAsia="Times New Roman" w:hAnsi="Times New Roman" w:cs="Times New Roman"/>
+          <w:b/>
+          <w:sz w:val="36"/>
+          <w:szCs w:val="36"/>
+        </w:rPr>
+        <w:t>ALGORITMA DAN PEMROGRAMAN DASAR</w:t>
+      </w:r>
+    </w:p>
+    <w:p>
+      <w:pPr>
+        <w:jc w:val="center"/>
+        <w:rPr>
+          <w:rFonts w:ascii="Times New Roman" w:eastAsia="Times New Roman" w:hAnsi="Times New Roman" w:cs="Times New Roman"/>
+          <w:b/>
+          <w:sz w:val="36"/>
+          <w:szCs w:val="36"/>
+        </w:rPr>
+      </w:pPr>
+      <w:r>
+        <w:rPr>
+          <w:rFonts w:ascii="Times New Roman" w:eastAsia="Times New Roman" w:hAnsi="Times New Roman" w:cs="Times New Roman"/>
+          <w:b/>
+          <w:sz w:val="36"/>
+          <w:szCs w:val="36"/>
+        </w:rPr>
+        <w:t>TAHUN AKADEMIK 2025/2026</w:t>
+      </w:r>
+    </w:p>
+    <w:p>
+      <w:pPr>
+        <w:jc w:val="center"/>
+        <w:rPr>
+          <w:rFonts w:ascii="Times New Roman" w:eastAsia="Times New Roman" w:hAnsi="Times New Roman" w:cs="Times New Roman"/>
+          <w:sz w:val="24"/>
+          <w:szCs w:val="24"/>
+        </w:rPr>
+      </w:pPr>
+      <w:r>
+        <w:rPr>
+          <w:rFonts w:ascii="Times New Roman" w:eastAsia="Times New Roman" w:hAnsi="Times New Roman" w:cs="Times New Roman"/>
+          <w:b/>
           <w:sz w:val="32"/>
           <w:szCs w:val="32"/>
-        </w:rPr>
-      </w:pPr>
-      <w:r>
-        <w:rPr>
-          <w:rFonts w:ascii="Times New Roman" w:eastAsia="Times New Roman" w:hAnsi="Times New Roman" w:cs="Times New Roman"/>
-          <w:b/>
-          <w:sz w:val="32"/>
-          <w:szCs w:val="32"/>
-        </w:rPr>
-        <w:t>ALGORITMA DAN PEMROGRAMAN DASAR</w:t>
-      </w:r>
-    </w:p>
-    <w:p>
-      <w:pPr>
-        <w:jc w:val="center"/>
-        <w:rPr>
-          <w:rFonts w:ascii="Times New Roman" w:eastAsia="Times New Roman" w:hAnsi="Times New Roman" w:cs="Times New Roman"/>
-          <w:b/>
-          <w:sz w:val="32"/>
-          <w:szCs w:val="32"/>
-        </w:rPr>
-      </w:pPr>
-      <w:r>
-        <w:rPr>
-          <w:rFonts w:ascii="Times New Roman" w:eastAsia="Times New Roman" w:hAnsi="Times New Roman" w:cs="Times New Roman"/>
-          <w:b/>
-          <w:sz w:val="32"/>
-          <w:szCs w:val="32"/>
-        </w:rPr>
-        <w:t>TAHUN AKADEMIK 2025/2026</w:t>
-      </w:r>
-    </w:p>
-    <w:p>
-      <w:pPr>
-        <w:jc w:val="center"/>
-        <w:rPr>
-          <w:rFonts w:ascii="Times New Roman" w:eastAsia="Times New Roman" w:hAnsi="Times New Roman" w:cs="Times New Roman"/>
-        </w:rPr>
-      </w:pPr>
-      <w:r>
-        <w:rPr>
-          <w:rFonts w:ascii="Times New Roman" w:eastAsia="Times New Roman" w:hAnsi="Times New Roman" w:cs="Times New Roman"/>
-          <w:b/>
-          <w:sz w:val="24"/>
-          <w:szCs w:val="24"/>
         </w:rPr>
         <w:t>Aplikasi Daftar Nilai Siswa Sederhana</w:t>
       </w:r>
@@ -149,16 +151,16 @@
         <w:rPr>
           <w:rFonts w:ascii="Times New Roman" w:eastAsia="Times New Roman" w:hAnsi="Times New Roman" w:cs="Times New Roman"/>
           <w:b/>
-          <w:sz w:val="24"/>
-          <w:szCs w:val="24"/>
+          <w:sz w:val="28"/>
+          <w:szCs w:val="28"/>
         </w:rPr>
       </w:pPr>
       <w:r>
         <w:rPr>
           <w:rFonts w:ascii="Times New Roman" w:eastAsia="Times New Roman" w:hAnsi="Times New Roman" w:cs="Times New Roman"/>
           <w:b/>
-          <w:sz w:val="24"/>
-          <w:szCs w:val="24"/>
+          <w:sz w:val="28"/>
+          <w:szCs w:val="28"/>
         </w:rPr>
         <w:t>Disusun oleh:</w:t>
       </w:r>
@@ -169,16 +171,16 @@
         <w:rPr>
           <w:rFonts w:ascii="Times New Roman" w:eastAsia="Times New Roman" w:hAnsi="Times New Roman" w:cs="Times New Roman"/>
           <w:b/>
-          <w:sz w:val="24"/>
-          <w:szCs w:val="24"/>
+          <w:sz w:val="28"/>
+          <w:szCs w:val="28"/>
         </w:rPr>
       </w:pPr>
       <w:r>
         <w:rPr>
           <w:rFonts w:ascii="Times New Roman" w:eastAsia="Times New Roman" w:hAnsi="Times New Roman" w:cs="Times New Roman"/>
           <w:b/>
-          <w:sz w:val="24"/>
-          <w:szCs w:val="24"/>
+          <w:sz w:val="28"/>
+          <w:szCs w:val="28"/>
         </w:rPr>
         <w:t>Denmasmolano Putra Abidumi Matham</w:t>
       </w:r>
@@ -186,8 +188,8 @@
         <w:rPr>
           <w:rFonts w:ascii="Times New Roman" w:eastAsia="Times New Roman" w:hAnsi="Times New Roman" w:cs="Times New Roman"/>
           <w:b/>
-          <w:sz w:val="24"/>
-          <w:szCs w:val="24"/>
+          <w:sz w:val="28"/>
+          <w:szCs w:val="28"/>
         </w:rPr>
         <w:tab/>
       </w:r>
@@ -195,8 +197,8 @@
         <w:rPr>
           <w:rFonts w:ascii="Times New Roman" w:eastAsia="Times New Roman" w:hAnsi="Times New Roman" w:cs="Times New Roman"/>
           <w:b/>
-          <w:sz w:val="24"/>
-          <w:szCs w:val="24"/>
+          <w:sz w:val="28"/>
+          <w:szCs w:val="28"/>
         </w:rPr>
         <w:tab/>
         <w:t>2025320017</w:t>
@@ -215,6 +217,16 @@
     </w:p>
     <w:p>
       <w:pPr>
+        <w:rPr>
+          <w:rFonts w:ascii="Times New Roman" w:eastAsia="Times New Roman" w:hAnsi="Times New Roman" w:cs="Times New Roman"/>
+          <w:b/>
+          <w:sz w:val="24"/>
+          <w:szCs w:val="24"/>
+        </w:rPr>
+      </w:pPr>
+    </w:p>
+    <w:p>
+      <w:pPr>
         <w:jc w:val="center"/>
         <w:rPr>
           <w:rFonts w:ascii="Times New Roman" w:eastAsia="Times New Roman" w:hAnsi="Times New Roman" w:cs="Times New Roman"/>
@@ -252,16 +264,16 @@
         <w:rPr>
           <w:rFonts w:ascii="Times New Roman" w:eastAsia="Times New Roman" w:hAnsi="Times New Roman" w:cs="Times New Roman"/>
           <w:b/>
-          <w:sz w:val="24"/>
-          <w:szCs w:val="24"/>
+          <w:sz w:val="36"/>
+          <w:szCs w:val="36"/>
         </w:rPr>
       </w:pPr>
       <w:r>
         <w:rPr>
           <w:rFonts w:ascii="Times New Roman" w:eastAsia="Times New Roman" w:hAnsi="Times New Roman" w:cs="Times New Roman"/>
           <w:b/>
-          <w:sz w:val="24"/>
-          <w:szCs w:val="24"/>
+          <w:sz w:val="36"/>
+          <w:szCs w:val="36"/>
         </w:rPr>
         <w:t>PROGRAM STUDI SISTEM INFORMASI</w:t>
       </w:r>
@@ -272,16 +284,16 @@
         <w:rPr>
           <w:rFonts w:ascii="Times New Roman" w:eastAsia="Times New Roman" w:hAnsi="Times New Roman" w:cs="Times New Roman"/>
           <w:b/>
-          <w:sz w:val="24"/>
-          <w:szCs w:val="24"/>
+          <w:sz w:val="36"/>
+          <w:szCs w:val="36"/>
         </w:rPr>
       </w:pPr>
       <w:r>
         <w:rPr>
           <w:rFonts w:ascii="Times New Roman" w:eastAsia="Times New Roman" w:hAnsi="Times New Roman" w:cs="Times New Roman"/>
           <w:b/>
-          <w:sz w:val="24"/>
-          <w:szCs w:val="24"/>
+          <w:sz w:val="36"/>
+          <w:szCs w:val="36"/>
         </w:rPr>
         <w:t>FAKULTAS INFORMATIKA DAN DESAIN</w:t>
       </w:r>
@@ -292,16 +304,16 @@
         <w:rPr>
           <w:rFonts w:ascii="Times New Roman" w:eastAsia="Times New Roman" w:hAnsi="Times New Roman" w:cs="Times New Roman"/>
           <w:b/>
-          <w:sz w:val="24"/>
-          <w:szCs w:val="24"/>
+          <w:sz w:val="36"/>
+          <w:szCs w:val="36"/>
         </w:rPr>
       </w:pPr>
       <w:r>
         <w:rPr>
           <w:rFonts w:ascii="Times New Roman" w:eastAsia="Times New Roman" w:hAnsi="Times New Roman" w:cs="Times New Roman"/>
           <w:b/>
-          <w:sz w:val="24"/>
-          <w:szCs w:val="24"/>
+          <w:sz w:val="36"/>
+          <w:szCs w:val="36"/>
         </w:rPr>
         <w:t>UNIVERSITAS BINA INSANI</w:t>
       </w:r>
@@ -312,16 +324,16 @@
         <w:rPr>
           <w:rFonts w:ascii="Times New Roman" w:eastAsia="Times New Roman" w:hAnsi="Times New Roman" w:cs="Times New Roman"/>
           <w:b/>
-          <w:sz w:val="24"/>
-          <w:szCs w:val="24"/>
+          <w:sz w:val="36"/>
+          <w:szCs w:val="36"/>
         </w:rPr>
       </w:pPr>
       <w:r>
         <w:rPr>
           <w:rFonts w:ascii="Times New Roman" w:eastAsia="Times New Roman" w:hAnsi="Times New Roman" w:cs="Times New Roman"/>
           <w:b/>
-          <w:sz w:val="24"/>
-          <w:szCs w:val="24"/>
+          <w:sz w:val="36"/>
+          <w:szCs w:val="36"/>
         </w:rPr>
         <w:t>BEKASI</w:t>
       </w:r>
@@ -340,16 +352,11 @@
         <w:rPr>
           <w:rFonts w:ascii="Times New Roman" w:eastAsia="Times New Roman" w:hAnsi="Times New Roman" w:cs="Times New Roman"/>
           <w:b/>
-          <w:sz w:val="24"/>
-          <w:szCs w:val="24"/>
+          <w:sz w:val="36"/>
+          <w:szCs w:val="36"/>
         </w:rPr>
         <w:t>2025</w:t>
       </w:r>
-    </w:p>
-    <w:p>
-      <w:pPr>
-        <w:spacing w:after="160" w:line="259" w:lineRule="auto"/>
-      </w:pPr>
       <w:r>
         <w:br w:type="page"/>
       </w:r>
@@ -357,7 +364,6 @@
     <w:p>
       <w:pPr>
         <w:spacing w:line="360" w:lineRule="auto"/>
-        <w:jc w:val="center"/>
         <w:rPr>
           <w:rFonts w:ascii="Times New Roman" w:hAnsi="Times New Roman" w:cs="Times New Roman"/>
           <w:b/>
@@ -432,7 +438,7 @@
       <w:pPr>
         <w:numPr>
           <w:ilvl w:val="0"/>
-          <w:numId w:val="1"/>
+          <w:numId w:val="34"/>
         </w:numPr>
         <w:spacing w:line="360" w:lineRule="auto"/>
         <w:jc w:val="both"/>
@@ -468,7 +474,7 @@
       <w:pPr>
         <w:numPr>
           <w:ilvl w:val="0"/>
-          <w:numId w:val="1"/>
+          <w:numId w:val="34"/>
         </w:numPr>
         <w:spacing w:line="360" w:lineRule="auto"/>
         <w:jc w:val="both"/>
@@ -796,7 +802,7 @@
       <w:pPr>
         <w:numPr>
           <w:ilvl w:val="0"/>
-          <w:numId w:val="2"/>
+          <w:numId w:val="34"/>
         </w:numPr>
         <w:spacing w:line="360" w:lineRule="auto"/>
         <w:jc w:val="both"/>
@@ -821,7 +827,7 @@
       <w:pPr>
         <w:numPr>
           <w:ilvl w:val="0"/>
-          <w:numId w:val="2"/>
+          <w:numId w:val="34"/>
         </w:numPr>
         <w:spacing w:line="360" w:lineRule="auto"/>
         <w:jc w:val="both"/>
@@ -919,9 +925,10 @@
     </w:p>
     <w:p>
       <w:pPr>
+        <w:pStyle w:val="ListParagraph"/>
         <w:numPr>
-          <w:ilvl w:val="1"/>
-          <w:numId w:val="3"/>
+          <w:ilvl w:val="0"/>
+          <w:numId w:val="34"/>
         </w:numPr>
         <w:spacing w:line="360" w:lineRule="auto"/>
         <w:jc w:val="both"/>
@@ -944,9 +951,10 @@
     </w:p>
     <w:p>
       <w:pPr>
+        <w:pStyle w:val="ListParagraph"/>
         <w:numPr>
-          <w:ilvl w:val="1"/>
-          <w:numId w:val="3"/>
+          <w:ilvl w:val="0"/>
+          <w:numId w:val="34"/>
         </w:numPr>
         <w:spacing w:line="360" w:lineRule="auto"/>
         <w:jc w:val="both"/>
@@ -1045,9 +1053,10 @@
     </w:p>
     <w:p>
       <w:pPr>
+        <w:pStyle w:val="ListParagraph"/>
         <w:numPr>
           <w:ilvl w:val="1"/>
-          <w:numId w:val="3"/>
+          <w:numId w:val="34"/>
         </w:numPr>
         <w:spacing w:line="360" w:lineRule="auto"/>
         <w:jc w:val="both"/>
@@ -1070,9 +1079,10 @@
     </w:p>
     <w:p>
       <w:pPr>
+        <w:pStyle w:val="ListParagraph"/>
         <w:numPr>
           <w:ilvl w:val="1"/>
-          <w:numId w:val="3"/>
+          <w:numId w:val="34"/>
         </w:numPr>
         <w:spacing w:line="360" w:lineRule="auto"/>
         <w:jc w:val="both"/>
@@ -1277,7 +1287,7 @@
       <w:pPr>
         <w:numPr>
           <w:ilvl w:val="0"/>
-          <w:numId w:val="4"/>
+          <w:numId w:val="34"/>
         </w:numPr>
         <w:spacing w:line="360" w:lineRule="auto"/>
         <w:jc w:val="both"/>
@@ -1302,7 +1312,7 @@
       <w:pPr>
         <w:numPr>
           <w:ilvl w:val="0"/>
-          <w:numId w:val="4"/>
+          <w:numId w:val="34"/>
         </w:numPr>
         <w:spacing w:line="360" w:lineRule="auto"/>
         <w:jc w:val="both"/>
@@ -1327,7 +1337,7 @@
       <w:pPr>
         <w:numPr>
           <w:ilvl w:val="0"/>
-          <w:numId w:val="4"/>
+          <w:numId w:val="34"/>
         </w:numPr>
         <w:spacing w:line="360" w:lineRule="auto"/>
         <w:jc w:val="both"/>
@@ -1402,7 +1412,7 @@
       <w:pPr>
         <w:numPr>
           <w:ilvl w:val="0"/>
-          <w:numId w:val="5"/>
+          <w:numId w:val="34"/>
         </w:numPr>
         <w:spacing w:line="360" w:lineRule="auto"/>
         <w:jc w:val="both"/>
@@ -1447,7 +1457,7 @@
       <w:pPr>
         <w:numPr>
           <w:ilvl w:val="0"/>
-          <w:numId w:val="5"/>
+          <w:numId w:val="34"/>
         </w:numPr>
         <w:spacing w:line="360" w:lineRule="auto"/>
         <w:jc w:val="both"/>
@@ -1565,9 +1575,10 @@
     </w:p>
     <w:p>
       <w:pPr>
+        <w:pStyle w:val="ListParagraph"/>
         <w:numPr>
           <w:ilvl w:val="1"/>
-          <w:numId w:val="6"/>
+          <w:numId w:val="34"/>
         </w:numPr>
         <w:spacing w:line="360" w:lineRule="auto"/>
         <w:jc w:val="both"/>
@@ -1590,9 +1601,10 @@
     </w:p>
     <w:p>
       <w:pPr>
+        <w:pStyle w:val="ListParagraph"/>
         <w:numPr>
           <w:ilvl w:val="1"/>
-          <w:numId w:val="6"/>
+          <w:numId w:val="34"/>
         </w:numPr>
         <w:spacing w:line="360" w:lineRule="auto"/>
         <w:jc w:val="both"/>
@@ -1635,15 +1647,15 @@
           <w:szCs w:val="24"/>
           <w:lang w:val="en-ID"/>
         </w:rPr>
-        <w:lastRenderedPageBreak/>
         <w:t xml:space="preserve">Jika ada data: </w:t>
       </w:r>
     </w:p>
     <w:p>
       <w:pPr>
+        <w:pStyle w:val="ListParagraph"/>
         <w:numPr>
           <w:ilvl w:val="1"/>
-          <w:numId w:val="6"/>
+          <w:numId w:val="34"/>
         </w:numPr>
         <w:spacing w:line="360" w:lineRule="auto"/>
         <w:jc w:val="both"/>
@@ -1661,14 +1673,16 @@
           <w:szCs w:val="24"/>
           <w:lang w:val="en-ID"/>
         </w:rPr>
+        <w:lastRenderedPageBreak/>
         <w:t>Tampilkan header tabel (No, Nama Siswa, Nilai)</w:t>
       </w:r>
     </w:p>
     <w:p>
       <w:pPr>
+        <w:pStyle w:val="ListParagraph"/>
         <w:numPr>
           <w:ilvl w:val="1"/>
-          <w:numId w:val="6"/>
+          <w:numId w:val="34"/>
         </w:numPr>
         <w:spacing w:line="360" w:lineRule="auto"/>
         <w:jc w:val="both"/>
@@ -1691,9 +1705,10 @@
     </w:p>
     <w:p>
       <w:pPr>
+        <w:pStyle w:val="ListParagraph"/>
         <w:numPr>
           <w:ilvl w:val="1"/>
-          <w:numId w:val="6"/>
+          <w:numId w:val="34"/>
         </w:numPr>
         <w:spacing w:line="360" w:lineRule="auto"/>
         <w:jc w:val="both"/>
@@ -1718,7 +1733,7 @@
       <w:pPr>
         <w:numPr>
           <w:ilvl w:val="2"/>
-          <w:numId w:val="6"/>
+          <w:numId w:val="34"/>
         </w:numPr>
         <w:spacing w:line="360" w:lineRule="auto"/>
         <w:jc w:val="both"/>
@@ -1743,7 +1758,7 @@
       <w:pPr>
         <w:numPr>
           <w:ilvl w:val="2"/>
-          <w:numId w:val="6"/>
+          <w:numId w:val="34"/>
         </w:numPr>
         <w:spacing w:line="360" w:lineRule="auto"/>
         <w:jc w:val="both"/>
@@ -1768,7 +1783,7 @@
       <w:pPr>
         <w:numPr>
           <w:ilvl w:val="2"/>
-          <w:numId w:val="6"/>
+          <w:numId w:val="34"/>
         </w:numPr>
         <w:spacing w:line="360" w:lineRule="auto"/>
         <w:jc w:val="both"/>
@@ -1793,7 +1808,7 @@
       <w:pPr>
         <w:numPr>
           <w:ilvl w:val="2"/>
-          <w:numId w:val="6"/>
+          <w:numId w:val="34"/>
         </w:numPr>
         <w:spacing w:line="360" w:lineRule="auto"/>
         <w:jc w:val="both"/>
@@ -1818,7 +1833,7 @@
       <w:pPr>
         <w:numPr>
           <w:ilvl w:val="1"/>
-          <w:numId w:val="6"/>
+          <w:numId w:val="34"/>
         </w:numPr>
         <w:spacing w:line="360" w:lineRule="auto"/>
         <w:jc w:val="both"/>
@@ -1868,7 +1883,7 @@
       <w:pPr>
         <w:numPr>
           <w:ilvl w:val="0"/>
-          <w:numId w:val="7"/>
+          <w:numId w:val="34"/>
         </w:numPr>
         <w:spacing w:line="360" w:lineRule="auto"/>
         <w:jc w:val="both"/>
@@ -1891,9 +1906,10 @@
     </w:p>
     <w:p>
       <w:pPr>
+        <w:pStyle w:val="ListParagraph"/>
         <w:numPr>
           <w:ilvl w:val="1"/>
-          <w:numId w:val="7"/>
+          <w:numId w:val="34"/>
         </w:numPr>
         <w:spacing w:line="360" w:lineRule="auto"/>
         <w:jc w:val="both"/>
@@ -1916,9 +1932,10 @@
     </w:p>
     <w:p>
       <w:pPr>
+        <w:pStyle w:val="ListParagraph"/>
         <w:numPr>
           <w:ilvl w:val="1"/>
-          <w:numId w:val="7"/>
+          <w:numId w:val="34"/>
         </w:numPr>
         <w:spacing w:line="360" w:lineRule="auto"/>
         <w:jc w:val="both"/>
@@ -1941,9 +1958,10 @@
     </w:p>
     <w:p>
       <w:pPr>
+        <w:pStyle w:val="ListParagraph"/>
         <w:numPr>
           <w:ilvl w:val="1"/>
-          <w:numId w:val="7"/>
+          <w:numId w:val="34"/>
         </w:numPr>
         <w:spacing w:line="360" w:lineRule="auto"/>
         <w:jc w:val="both"/>
@@ -1968,7 +1986,7 @@
       <w:pPr>
         <w:numPr>
           <w:ilvl w:val="0"/>
-          <w:numId w:val="7"/>
+          <w:numId w:val="34"/>
         </w:numPr>
         <w:spacing w:line="360" w:lineRule="auto"/>
         <w:jc w:val="both"/>
@@ -2043,7 +2061,7 @@
       <w:pPr>
         <w:numPr>
           <w:ilvl w:val="0"/>
-          <w:numId w:val="8"/>
+          <w:numId w:val="34"/>
         </w:numPr>
         <w:spacing w:line="360" w:lineRule="auto"/>
         <w:jc w:val="both"/>
@@ -2079,7 +2097,7 @@
       <w:pPr>
         <w:numPr>
           <w:ilvl w:val="0"/>
-          <w:numId w:val="8"/>
+          <w:numId w:val="34"/>
         </w:numPr>
         <w:spacing w:line="360" w:lineRule="auto"/>
         <w:jc w:val="both"/>
@@ -2156,7 +2174,6 @@
           <w:szCs w:val="24"/>
           <w:lang w:val="en-ID"/>
         </w:rPr>
-        <w:lastRenderedPageBreak/>
         <w:t>A. MENGHITUNG RATA-RATA:</w:t>
       </w:r>
     </w:p>
@@ -2207,6 +2224,7 @@
           <w:szCs w:val="24"/>
           <w:lang w:val="en-ID"/>
         </w:rPr>
+        <w:lastRenderedPageBreak/>
         <w:t>Loop semua nilai dalam nilai_siswa</w:t>
       </w:r>
     </w:p>
@@ -2430,9 +2448,10 @@
     </w:p>
     <w:p>
       <w:pPr>
+        <w:pStyle w:val="ListParagraph"/>
         <w:numPr>
           <w:ilvl w:val="1"/>
-          <w:numId w:val="10"/>
+          <w:numId w:val="34"/>
         </w:numPr>
         <w:spacing w:line="360" w:lineRule="auto"/>
         <w:jc w:val="both"/>
@@ -2455,9 +2474,10 @@
     </w:p>
     <w:p>
       <w:pPr>
+        <w:pStyle w:val="ListParagraph"/>
         <w:numPr>
           <w:ilvl w:val="1"/>
-          <w:numId w:val="10"/>
+          <w:numId w:val="34"/>
         </w:numPr>
         <w:spacing w:line="360" w:lineRule="auto"/>
         <w:jc w:val="both"/>
@@ -2482,7 +2502,7 @@
       <w:pPr>
         <w:numPr>
           <w:ilvl w:val="2"/>
-          <w:numId w:val="10"/>
+          <w:numId w:val="34"/>
         </w:numPr>
         <w:spacing w:line="360" w:lineRule="auto"/>
         <w:jc w:val="both"/>
@@ -2507,7 +2527,7 @@
       <w:pPr>
         <w:numPr>
           <w:ilvl w:val="2"/>
-          <w:numId w:val="10"/>
+          <w:numId w:val="34"/>
         </w:numPr>
         <w:spacing w:line="360" w:lineRule="auto"/>
         <w:jc w:val="both"/>
@@ -2693,15 +2713,15 @@
           <w:szCs w:val="24"/>
           <w:lang w:val="en-ID"/>
         </w:rPr>
-        <w:lastRenderedPageBreak/>
         <w:t xml:space="preserve">Untuk setiap index i: </w:t>
       </w:r>
     </w:p>
     <w:p>
       <w:pPr>
+        <w:pStyle w:val="ListParagraph"/>
         <w:numPr>
           <w:ilvl w:val="1"/>
-          <w:numId w:val="11"/>
+          <w:numId w:val="34"/>
         </w:numPr>
         <w:spacing w:line="360" w:lineRule="auto"/>
         <w:jc w:val="both"/>
@@ -2724,9 +2744,10 @@
     </w:p>
     <w:p>
       <w:pPr>
+        <w:pStyle w:val="ListParagraph"/>
         <w:numPr>
           <w:ilvl w:val="1"/>
-          <w:numId w:val="11"/>
+          <w:numId w:val="34"/>
         </w:numPr>
         <w:spacing w:line="360" w:lineRule="auto"/>
         <w:jc w:val="both"/>
@@ -2751,7 +2772,7 @@
       <w:pPr>
         <w:numPr>
           <w:ilvl w:val="2"/>
-          <w:numId w:val="11"/>
+          <w:numId w:val="34"/>
         </w:numPr>
         <w:spacing w:line="360" w:lineRule="auto"/>
         <w:jc w:val="both"/>
@@ -2769,6 +2790,7 @@
           <w:szCs w:val="24"/>
           <w:lang w:val="en-ID"/>
         </w:rPr>
+        <w:lastRenderedPageBreak/>
         <w:t>Update nilai_terendah = nilai_siswa[i]</w:t>
       </w:r>
     </w:p>
@@ -2776,7 +2798,7 @@
       <w:pPr>
         <w:numPr>
           <w:ilvl w:val="2"/>
-          <w:numId w:val="11"/>
+          <w:numId w:val="34"/>
         </w:numPr>
         <w:spacing w:line="360" w:lineRule="auto"/>
         <w:jc w:val="both"/>
@@ -2872,7 +2894,7 @@
       <w:pPr>
         <w:numPr>
           <w:ilvl w:val="0"/>
-          <w:numId w:val="12"/>
+          <w:numId w:val="34"/>
         </w:numPr>
         <w:spacing w:line="360" w:lineRule="auto"/>
         <w:jc w:val="both"/>
@@ -2897,7 +2919,7 @@
       <w:pPr>
         <w:numPr>
           <w:ilvl w:val="0"/>
-          <w:numId w:val="12"/>
+          <w:numId w:val="34"/>
         </w:numPr>
         <w:spacing w:line="360" w:lineRule="auto"/>
         <w:jc w:val="both"/>
@@ -2922,7 +2944,7 @@
       <w:pPr>
         <w:numPr>
           <w:ilvl w:val="0"/>
-          <w:numId w:val="12"/>
+          <w:numId w:val="34"/>
         </w:numPr>
         <w:spacing w:line="360" w:lineRule="auto"/>
         <w:jc w:val="both"/>
@@ -2947,7 +2969,7 @@
       <w:pPr>
         <w:numPr>
           <w:ilvl w:val="0"/>
-          <w:numId w:val="12"/>
+          <w:numId w:val="34"/>
         </w:numPr>
         <w:spacing w:line="360" w:lineRule="auto"/>
         <w:jc w:val="both"/>
@@ -3022,7 +3044,7 @@
       <w:pPr>
         <w:numPr>
           <w:ilvl w:val="0"/>
-          <w:numId w:val="13"/>
+          <w:numId w:val="34"/>
         </w:numPr>
         <w:spacing w:line="360" w:lineRule="auto"/>
         <w:jc w:val="both"/>
@@ -3047,7 +3069,7 @@
       <w:pPr>
         <w:numPr>
           <w:ilvl w:val="0"/>
-          <w:numId w:val="13"/>
+          <w:numId w:val="34"/>
         </w:numPr>
         <w:spacing w:line="360" w:lineRule="auto"/>
         <w:jc w:val="both"/>
@@ -3083,7 +3105,7 @@
       <w:pPr>
         <w:numPr>
           <w:ilvl w:val="0"/>
-          <w:numId w:val="13"/>
+          <w:numId w:val="34"/>
         </w:numPr>
         <w:spacing w:line="360" w:lineRule="auto"/>
         <w:jc w:val="both"/>
@@ -3232,7 +3254,6 @@
           <w:szCs w:val="24"/>
           <w:lang w:val="en-ID"/>
         </w:rPr>
-        <w:lastRenderedPageBreak/>
         <w:t>Inisialisasi list kosong index_hasil = [] untuk menyimpan index hasil pencarian</w:t>
       </w:r>
     </w:p>
@@ -3288,9 +3309,10 @@
     </w:p>
     <w:p>
       <w:pPr>
+        <w:pStyle w:val="ListParagraph"/>
         <w:numPr>
           <w:ilvl w:val="1"/>
-          <w:numId w:val="14"/>
+          <w:numId w:val="34"/>
         </w:numPr>
         <w:spacing w:line="360" w:lineRule="auto"/>
         <w:jc w:val="both"/>
@@ -3308,14 +3330,16 @@
           <w:szCs w:val="24"/>
           <w:lang w:val="en-ID"/>
         </w:rPr>
+        <w:lastRenderedPageBreak/>
         <w:t>Ambil nama_siswa[i]</w:t>
       </w:r>
     </w:p>
     <w:p>
       <w:pPr>
+        <w:pStyle w:val="ListParagraph"/>
         <w:numPr>
           <w:ilvl w:val="1"/>
-          <w:numId w:val="14"/>
+          <w:numId w:val="34"/>
         </w:numPr>
         <w:spacing w:line="360" w:lineRule="auto"/>
         <w:jc w:val="both"/>
@@ -3358,9 +3382,10 @@
     </w:p>
     <w:p>
       <w:pPr>
+        <w:pStyle w:val="ListParagraph"/>
         <w:numPr>
           <w:ilvl w:val="1"/>
-          <w:numId w:val="14"/>
+          <w:numId w:val="34"/>
         </w:numPr>
         <w:spacing w:line="360" w:lineRule="auto"/>
         <w:jc w:val="both"/>
@@ -3385,7 +3410,7 @@
       <w:pPr>
         <w:numPr>
           <w:ilvl w:val="1"/>
-          <w:numId w:val="14"/>
+          <w:numId w:val="34"/>
         </w:numPr>
         <w:spacing w:line="360" w:lineRule="auto"/>
         <w:jc w:val="both"/>
@@ -3433,9 +3458,10 @@
     </w:p>
     <w:p>
       <w:pPr>
+        <w:pStyle w:val="ListParagraph"/>
         <w:numPr>
           <w:ilvl w:val="1"/>
-          <w:numId w:val="14"/>
+          <w:numId w:val="34"/>
         </w:numPr>
         <w:spacing w:line="360" w:lineRule="auto"/>
         <w:jc w:val="both"/>
@@ -3458,9 +3484,10 @@
     </w:p>
     <w:p>
       <w:pPr>
+        <w:pStyle w:val="ListParagraph"/>
         <w:numPr>
           <w:ilvl w:val="1"/>
-          <w:numId w:val="14"/>
+          <w:numId w:val="34"/>
         </w:numPr>
         <w:spacing w:line="360" w:lineRule="auto"/>
         <w:jc w:val="both"/>
@@ -3508,9 +3535,10 @@
     </w:p>
     <w:p>
       <w:pPr>
+        <w:pStyle w:val="ListParagraph"/>
         <w:numPr>
           <w:ilvl w:val="1"/>
-          <w:numId w:val="14"/>
+          <w:numId w:val="34"/>
         </w:numPr>
         <w:spacing w:line="360" w:lineRule="auto"/>
         <w:jc w:val="both"/>
@@ -3533,9 +3561,10 @@
     </w:p>
     <w:p>
       <w:pPr>
+        <w:pStyle w:val="ListParagraph"/>
         <w:numPr>
           <w:ilvl w:val="1"/>
-          <w:numId w:val="14"/>
+          <w:numId w:val="34"/>
         </w:numPr>
         <w:spacing w:line="360" w:lineRule="auto"/>
         <w:jc w:val="both"/>
@@ -3558,9 +3587,10 @@
     </w:p>
     <w:p>
       <w:pPr>
+        <w:pStyle w:val="ListParagraph"/>
         <w:numPr>
           <w:ilvl w:val="1"/>
-          <w:numId w:val="14"/>
+          <w:numId w:val="34"/>
         </w:numPr>
         <w:spacing w:line="360" w:lineRule="auto"/>
         <w:jc w:val="both"/>
@@ -3633,9 +3663,10 @@
     </w:p>
     <w:p>
       <w:pPr>
+        <w:pStyle w:val="ListParagraph"/>
         <w:numPr>
           <w:ilvl w:val="1"/>
-          <w:numId w:val="15"/>
+          <w:numId w:val="34"/>
         </w:numPr>
         <w:spacing w:line="360" w:lineRule="auto"/>
         <w:jc w:val="both"/>
@@ -3658,9 +3689,10 @@
     </w:p>
     <w:p>
       <w:pPr>
+        <w:pStyle w:val="ListParagraph"/>
         <w:numPr>
           <w:ilvl w:val="1"/>
-          <w:numId w:val="15"/>
+          <w:numId w:val="34"/>
         </w:numPr>
         <w:spacing w:line="360" w:lineRule="auto"/>
         <w:jc w:val="both"/>
@@ -3708,9 +3740,10 @@
     </w:p>
     <w:p>
       <w:pPr>
+        <w:pStyle w:val="ListParagraph"/>
         <w:numPr>
           <w:ilvl w:val="1"/>
-          <w:numId w:val="15"/>
+          <w:numId w:val="34"/>
         </w:numPr>
         <w:spacing w:line="360" w:lineRule="auto"/>
         <w:jc w:val="both"/>
@@ -3753,7 +3786,6 @@
           <w:szCs w:val="28"/>
           <w:lang w:val="en-ID"/>
         </w:rPr>
-        <w:lastRenderedPageBreak/>
         <w:t>MENU 5: KELUAR PROGRAM</w:t>
       </w:r>
     </w:p>
@@ -3786,7 +3818,7 @@
       <w:pPr>
         <w:numPr>
           <w:ilvl w:val="0"/>
-          <w:numId w:val="16"/>
+          <w:numId w:val="34"/>
         </w:numPr>
         <w:spacing w:line="360" w:lineRule="auto"/>
         <w:jc w:val="both"/>
@@ -3836,7 +3868,7 @@
       <w:pPr>
         <w:numPr>
           <w:ilvl w:val="0"/>
-          <w:numId w:val="17"/>
+          <w:numId w:val="34"/>
         </w:numPr>
         <w:spacing w:line="360" w:lineRule="auto"/>
         <w:jc w:val="both"/>
@@ -3861,7 +3893,7 @@
       <w:pPr>
         <w:numPr>
           <w:ilvl w:val="0"/>
-          <w:numId w:val="17"/>
+          <w:numId w:val="34"/>
         </w:numPr>
         <w:spacing w:line="360" w:lineRule="auto"/>
         <w:jc w:val="both"/>
@@ -3879,6 +3911,7 @@
           <w:szCs w:val="24"/>
           <w:lang w:val="en-ID"/>
         </w:rPr>
+        <w:lastRenderedPageBreak/>
         <w:t>Menampilkan pesan terima kasih</w:t>
       </w:r>
     </w:p>
@@ -3911,7 +3944,7 @@
       <w:pPr>
         <w:numPr>
           <w:ilvl w:val="0"/>
-          <w:numId w:val="18"/>
+          <w:numId w:val="34"/>
         </w:numPr>
         <w:spacing w:line="360" w:lineRule="auto"/>
         <w:jc w:val="both"/>
@@ -3936,7 +3969,7 @@
       <w:pPr>
         <w:numPr>
           <w:ilvl w:val="0"/>
-          <w:numId w:val="18"/>
+          <w:numId w:val="34"/>
         </w:numPr>
         <w:spacing w:line="360" w:lineRule="auto"/>
         <w:jc w:val="both"/>
@@ -4011,7 +4044,7 @@
       <w:pPr>
         <w:numPr>
           <w:ilvl w:val="0"/>
-          <w:numId w:val="19"/>
+          <w:numId w:val="34"/>
         </w:numPr>
         <w:spacing w:line="360" w:lineRule="auto"/>
         <w:jc w:val="both"/>
@@ -4159,9 +4192,10 @@
     </w:p>
     <w:p>
       <w:pPr>
+        <w:pStyle w:val="ListParagraph"/>
         <w:numPr>
           <w:ilvl w:val="1"/>
-          <w:numId w:val="20"/>
+          <w:numId w:val="34"/>
         </w:numPr>
         <w:spacing w:line="360" w:lineRule="auto"/>
         <w:jc w:val="both"/>
@@ -4186,7 +4220,7 @@
       <w:pPr>
         <w:numPr>
           <w:ilvl w:val="2"/>
-          <w:numId w:val="20"/>
+          <w:numId w:val="34"/>
         </w:numPr>
         <w:spacing w:line="360" w:lineRule="auto"/>
         <w:jc w:val="both"/>
@@ -4211,7 +4245,7 @@
       <w:pPr>
         <w:numPr>
           <w:ilvl w:val="2"/>
-          <w:numId w:val="20"/>
+          <w:numId w:val="34"/>
         </w:numPr>
         <w:spacing w:line="360" w:lineRule="auto"/>
         <w:jc w:val="both"/>
@@ -4234,9 +4268,10 @@
     </w:p>
     <w:p>
       <w:pPr>
+        <w:pStyle w:val="ListParagraph"/>
         <w:numPr>
           <w:ilvl w:val="1"/>
-          <w:numId w:val="20"/>
+          <w:numId w:val="34"/>
         </w:numPr>
         <w:spacing w:line="360" w:lineRule="auto"/>
         <w:jc w:val="both"/>
@@ -4254,7 +4289,6 @@
           <w:szCs w:val="24"/>
           <w:lang w:val="en-ID"/>
         </w:rPr>
-        <w:lastRenderedPageBreak/>
         <w:t xml:space="preserve">Jika input = "y" atau "Y": </w:t>
       </w:r>
     </w:p>
@@ -4262,7 +4296,7 @@
       <w:pPr>
         <w:numPr>
           <w:ilvl w:val="2"/>
-          <w:numId w:val="20"/>
+          <w:numId w:val="34"/>
         </w:numPr>
         <w:spacing w:line="360" w:lineRule="auto"/>
         <w:jc w:val="both"/>
@@ -4312,7 +4346,7 @@
       <w:pPr>
         <w:numPr>
           <w:ilvl w:val="0"/>
-          <w:numId w:val="21"/>
+          <w:numId w:val="34"/>
         </w:numPr>
         <w:spacing w:line="360" w:lineRule="auto"/>
         <w:jc w:val="both"/>
@@ -4337,7 +4371,7 @@
       <w:pPr>
         <w:numPr>
           <w:ilvl w:val="0"/>
-          <w:numId w:val="21"/>
+          <w:numId w:val="34"/>
         </w:numPr>
         <w:spacing w:line="360" w:lineRule="auto"/>
         <w:jc w:val="both"/>
@@ -4360,29 +4394,7 @@
     </w:p>
     <w:p>
       <w:pPr>
-        <w:spacing w:after="160" w:line="259" w:lineRule="auto"/>
-        <w:jc w:val="both"/>
-        <w:rPr>
-          <w:rFonts w:ascii="Times New Roman" w:hAnsi="Times New Roman" w:cs="Times New Roman"/>
-          <w:sz w:val="24"/>
-          <w:szCs w:val="24"/>
-          <w:lang w:val="en-ID"/>
-        </w:rPr>
-      </w:pPr>
-      <w:r>
-        <w:rPr>
-          <w:rFonts w:ascii="Times New Roman" w:hAnsi="Times New Roman" w:cs="Times New Roman"/>
-          <w:sz w:val="24"/>
-          <w:szCs w:val="24"/>
-          <w:lang w:val="en-ID"/>
-        </w:rPr>
-        <w:br w:type="page"/>
-      </w:r>
-    </w:p>
-    <w:p>
-      <w:pPr>
-        <w:spacing w:line="360" w:lineRule="auto"/>
-        <w:ind w:left="720"/>
+        <w:spacing w:line="360" w:lineRule="auto"/>
         <w:jc w:val="center"/>
         <w:rPr>
           <w:rFonts w:ascii="Times New Roman" w:hAnsi="Times New Roman" w:cs="Times New Roman"/>
@@ -4424,6 +4436,7 @@
           <w:rFonts w:ascii="Times New Roman" w:hAnsi="Times New Roman" w:cs="Times New Roman"/>
           <w:b/>
           <w:bCs/>
+          <w:noProof/>
           <w:sz w:val="32"/>
           <w:szCs w:val="32"/>
           <w:lang w:val="en-ID"/>
@@ -4481,9 +4494,13 @@
           <w:szCs w:val="32"/>
           <w:lang w:val="en-ID"/>
         </w:rPr>
-        <w:t xml:space="preserve">Daftar </w:t>
-      </w:r>
-      <w:r>
+        <w:t>Daftar menu</w:t>
+      </w:r>
+    </w:p>
+    <w:p>
+      <w:pPr>
+        <w:spacing w:line="360" w:lineRule="auto"/>
+        <w:ind w:left="-1440"/>
         <w:rPr>
           <w:rFonts w:ascii="Times New Roman" w:hAnsi="Times New Roman" w:cs="Times New Roman"/>
           <w:b/>
@@ -4492,27 +4509,13 @@
           <w:szCs w:val="32"/>
           <w:lang w:val="en-ID"/>
         </w:rPr>
-        <w:t>menu</w:t>
-      </w:r>
-    </w:p>
-    <w:p>
-      <w:pPr>
-        <w:spacing w:line="360" w:lineRule="auto"/>
-        <w:ind w:left="720"/>
+      </w:pPr>
+      <w:r>
         <w:rPr>
           <w:rFonts w:ascii="Times New Roman" w:hAnsi="Times New Roman" w:cs="Times New Roman"/>
           <w:b/>
           <w:bCs/>
-          <w:sz w:val="32"/>
-          <w:szCs w:val="32"/>
-          <w:lang w:val="en-ID"/>
-        </w:rPr>
-      </w:pPr>
-      <w:r>
-        <w:rPr>
-          <w:rFonts w:ascii="Times New Roman" w:hAnsi="Times New Roman" w:cs="Times New Roman"/>
-          <w:b/>
-          <w:bCs/>
+          <w:noProof/>
           <w:sz w:val="32"/>
           <w:szCs w:val="32"/>
           <w:lang w:val="en-ID"/>
@@ -4565,7 +4568,7 @@
     <w:p>
       <w:pPr>
         <w:spacing w:line="360" w:lineRule="auto"/>
-        <w:ind w:left="720"/>
+        <w:ind w:left="-1440"/>
         <w:rPr>
           <w:rFonts w:ascii="Times New Roman" w:hAnsi="Times New Roman" w:cs="Times New Roman"/>
           <w:b/>
@@ -4590,7 +4593,7 @@
     <w:p>
       <w:pPr>
         <w:spacing w:line="360" w:lineRule="auto"/>
-        <w:ind w:left="720"/>
+        <w:ind w:left="-1440"/>
         <w:rPr>
           <w:rFonts w:ascii="Times New Roman" w:hAnsi="Times New Roman" w:cs="Times New Roman"/>
           <w:b/>
@@ -4605,6 +4608,7 @@
           <w:rFonts w:ascii="Times New Roman" w:hAnsi="Times New Roman" w:cs="Times New Roman"/>
           <w:b/>
           <w:bCs/>
+          <w:noProof/>
           <w:sz w:val="32"/>
           <w:szCs w:val="32"/>
           <w:lang w:val="en-ID"/>
@@ -4657,7 +4661,7 @@
     <w:p>
       <w:pPr>
         <w:spacing w:line="360" w:lineRule="auto"/>
-        <w:ind w:left="720"/>
+        <w:ind w:left="-1440"/>
         <w:rPr>
           <w:rFonts w:ascii="Times New Roman" w:hAnsi="Times New Roman" w:cs="Times New Roman"/>
           <w:b/>
@@ -4682,7 +4686,7 @@
     <w:p>
       <w:pPr>
         <w:spacing w:line="360" w:lineRule="auto"/>
-        <w:ind w:left="720"/>
+        <w:ind w:left="-1440"/>
         <w:rPr>
           <w:rFonts w:ascii="Times New Roman" w:hAnsi="Times New Roman" w:cs="Times New Roman"/>
           <w:b/>
@@ -4697,6 +4701,7 @@
           <w:rFonts w:ascii="Times New Roman" w:hAnsi="Times New Roman" w:cs="Times New Roman"/>
           <w:b/>
           <w:bCs/>
+          <w:noProof/>
           <w:sz w:val="32"/>
           <w:szCs w:val="32"/>
           <w:lang w:val="en-ID"/>
@@ -4749,7 +4754,7 @@
     <w:p>
       <w:pPr>
         <w:spacing w:line="360" w:lineRule="auto"/>
-        <w:ind w:left="720"/>
+        <w:ind w:left="-1440"/>
         <w:rPr>
           <w:rFonts w:ascii="Times New Roman" w:hAnsi="Times New Roman" w:cs="Times New Roman"/>
           <w:b/>
@@ -4774,7 +4779,7 @@
     <w:p>
       <w:pPr>
         <w:spacing w:line="360" w:lineRule="auto"/>
-        <w:ind w:left="720"/>
+        <w:ind w:left="-1440"/>
         <w:rPr>
           <w:rFonts w:ascii="Times New Roman" w:hAnsi="Times New Roman" w:cs="Times New Roman"/>
           <w:b/>
@@ -4789,6 +4794,7 @@
           <w:rFonts w:ascii="Times New Roman" w:hAnsi="Times New Roman" w:cs="Times New Roman"/>
           <w:b/>
           <w:bCs/>
+          <w:noProof/>
           <w:sz w:val="32"/>
           <w:szCs w:val="32"/>
           <w:lang w:val="en-ID"/>
@@ -4841,7 +4847,7 @@
     <w:p>
       <w:pPr>
         <w:spacing w:line="360" w:lineRule="auto"/>
-        <w:ind w:left="720"/>
+        <w:ind w:left="-1440"/>
         <w:rPr>
           <w:rFonts w:ascii="Times New Roman" w:hAnsi="Times New Roman" w:cs="Times New Roman"/>
           <w:b/>
@@ -4880,6 +4886,7 @@
           <w:rFonts w:ascii="Times New Roman" w:hAnsi="Times New Roman" w:cs="Times New Roman"/>
           <w:b/>
           <w:bCs/>
+          <w:noProof/>
           <w:sz w:val="32"/>
           <w:szCs w:val="32"/>
           <w:lang w:val="en-ID"/>
@@ -4944,7 +4951,7 @@
     <w:p>
       <w:pPr>
         <w:spacing w:line="360" w:lineRule="auto"/>
-        <w:ind w:left="720"/>
+        <w:ind w:left="-1440"/>
         <w:rPr>
           <w:rFonts w:ascii="Times New Roman" w:hAnsi="Times New Roman" w:cs="Times New Roman"/>
           <w:b/>
@@ -4958,7 +4965,7 @@
     <w:p>
       <w:pPr>
         <w:spacing w:line="360" w:lineRule="auto"/>
-        <w:ind w:left="720"/>
+        <w:ind w:left="-1440"/>
         <w:rPr>
           <w:rFonts w:ascii="Times New Roman" w:hAnsi="Times New Roman" w:cs="Times New Roman"/>
           <w:b/>
@@ -4973,6 +4980,7 @@
           <w:rFonts w:ascii="Times New Roman" w:hAnsi="Times New Roman" w:cs="Times New Roman"/>
           <w:b/>
           <w:bCs/>
+          <w:noProof/>
           <w:sz w:val="32"/>
           <w:szCs w:val="32"/>
           <w:lang w:val="en-ID"/>
@@ -5025,7 +5033,7 @@
     <w:p>
       <w:pPr>
         <w:spacing w:line="360" w:lineRule="auto"/>
-        <w:ind w:left="720"/>
+        <w:ind w:left="-1440"/>
         <w:rPr>
           <w:rFonts w:ascii="Times New Roman" w:hAnsi="Times New Roman" w:cs="Times New Roman"/>
           <w:b/>
@@ -5050,7 +5058,7 @@
     <w:p>
       <w:pPr>
         <w:spacing w:line="360" w:lineRule="auto"/>
-        <w:ind w:left="720" w:firstLine="720"/>
+        <w:ind w:left="-1440" w:firstLine="720"/>
         <w:rPr>
           <w:rFonts w:ascii="Times New Roman" w:hAnsi="Times New Roman" w:cs="Times New Roman"/>
           <w:b/>
@@ -5078,6 +5086,7 @@
           <w:rFonts w:ascii="Times New Roman" w:hAnsi="Times New Roman" w:cs="Times New Roman"/>
           <w:b/>
           <w:bCs/>
+          <w:noProof/>
           <w:sz w:val="32"/>
           <w:szCs w:val="32"/>
           <w:lang w:val="en-ID"/>
@@ -5199,31 +5208,7 @@
             <w:szCs w:val="32"/>
             <w:lang w:val="en-ID"/>
           </w:rPr>
-          <w:t xml:space="preserve">Link </w:t>
-        </w:r>
-        <w:r>
-          <w:rPr>
-            <w:rStyle w:val="Hyperlink"/>
-            <w:rFonts w:ascii="Times New Roman" w:hAnsi="Times New Roman" w:cs="Times New Roman"/>
-            <w:b/>
-            <w:bCs/>
-            <w:sz w:val="32"/>
-            <w:szCs w:val="32"/>
-            <w:lang w:val="en-ID"/>
-          </w:rPr>
-          <w:t>C</w:t>
-        </w:r>
-        <w:r>
-          <w:rPr>
-            <w:rStyle w:val="Hyperlink"/>
-            <w:rFonts w:ascii="Times New Roman" w:hAnsi="Times New Roman" w:cs="Times New Roman"/>
-            <w:b/>
-            <w:bCs/>
-            <w:sz w:val="32"/>
-            <w:szCs w:val="32"/>
-            <w:lang w:val="en-ID"/>
-          </w:rPr>
-          <w:t>ode</w:t>
+          <w:t>Link Code</w:t>
         </w:r>
       </w:hyperlink>
     </w:p>
@@ -5453,6 +5438,123 @@
     </w:lvl>
   </w:abstractNum>
   <w:abstractNum w:abstractNumId="1" w15:restartNumberingAfterBreak="0">
+    <w:nsid w:val="050A793E"/>
+    <w:multiLevelType w:val="multilevel"/>
+    <w:tmpl w:val="15E2CE32"/>
+    <w:lvl w:ilvl="0">
+      <w:start w:val="1"/>
+      <w:numFmt w:val="decimal"/>
+      <w:lvlText w:val="%1."/>
+      <w:lvlJc w:val="left"/>
+      <w:pPr>
+        <w:tabs>
+          <w:tab w:val="num" w:pos="720"/>
+        </w:tabs>
+        <w:ind w:left="720" w:hanging="360"/>
+      </w:pPr>
+    </w:lvl>
+    <w:lvl w:ilvl="1">
+      <w:start w:val="1"/>
+      <w:numFmt w:val="bullet"/>
+      <w:lvlText w:val=""/>
+      <w:lvlJc w:val="left"/>
+      <w:pPr>
+        <w:ind w:left="1800" w:hanging="360"/>
+      </w:pPr>
+      <w:rPr>
+        <w:rFonts w:ascii="Symbol" w:hAnsi="Symbol" w:hint="default"/>
+      </w:rPr>
+    </w:lvl>
+    <w:lvl w:ilvl="2">
+      <w:start w:val="1"/>
+      <w:numFmt w:val="bullet"/>
+      <w:lvlText w:val=""/>
+      <w:lvlJc w:val="left"/>
+      <w:pPr>
+        <w:tabs>
+          <w:tab w:val="num" w:pos="2160"/>
+        </w:tabs>
+        <w:ind w:left="2160" w:hanging="360"/>
+      </w:pPr>
+      <w:rPr>
+        <w:rFonts w:ascii="Wingdings" w:hAnsi="Wingdings" w:hint="default"/>
+        <w:sz w:val="20"/>
+      </w:rPr>
+    </w:lvl>
+    <w:lvl w:ilvl="3" w:tentative="1">
+      <w:start w:val="1"/>
+      <w:numFmt w:val="decimal"/>
+      <w:lvlText w:val="%4."/>
+      <w:lvlJc w:val="left"/>
+      <w:pPr>
+        <w:tabs>
+          <w:tab w:val="num" w:pos="2880"/>
+        </w:tabs>
+        <w:ind w:left="2880" w:hanging="360"/>
+      </w:pPr>
+    </w:lvl>
+    <w:lvl w:ilvl="4" w:tentative="1">
+      <w:start w:val="1"/>
+      <w:numFmt w:val="decimal"/>
+      <w:lvlText w:val="%5."/>
+      <w:lvlJc w:val="left"/>
+      <w:pPr>
+        <w:tabs>
+          <w:tab w:val="num" w:pos="3600"/>
+        </w:tabs>
+        <w:ind w:left="3600" w:hanging="360"/>
+      </w:pPr>
+    </w:lvl>
+    <w:lvl w:ilvl="5" w:tentative="1">
+      <w:start w:val="1"/>
+      <w:numFmt w:val="decimal"/>
+      <w:lvlText w:val="%6."/>
+      <w:lvlJc w:val="left"/>
+      <w:pPr>
+        <w:tabs>
+          <w:tab w:val="num" w:pos="4320"/>
+        </w:tabs>
+        <w:ind w:left="4320" w:hanging="360"/>
+      </w:pPr>
+    </w:lvl>
+    <w:lvl w:ilvl="6" w:tentative="1">
+      <w:start w:val="1"/>
+      <w:numFmt w:val="decimal"/>
+      <w:lvlText w:val="%7."/>
+      <w:lvlJc w:val="left"/>
+      <w:pPr>
+        <w:tabs>
+          <w:tab w:val="num" w:pos="5040"/>
+        </w:tabs>
+        <w:ind w:left="5040" w:hanging="360"/>
+      </w:pPr>
+    </w:lvl>
+    <w:lvl w:ilvl="7" w:tentative="1">
+      <w:start w:val="1"/>
+      <w:numFmt w:val="decimal"/>
+      <w:lvlText w:val="%8."/>
+      <w:lvlJc w:val="left"/>
+      <w:pPr>
+        <w:tabs>
+          <w:tab w:val="num" w:pos="5760"/>
+        </w:tabs>
+        <w:ind w:left="5760" w:hanging="360"/>
+      </w:pPr>
+    </w:lvl>
+    <w:lvl w:ilvl="8" w:tentative="1">
+      <w:start w:val="1"/>
+      <w:numFmt w:val="decimal"/>
+      <w:lvlText w:val="%9."/>
+      <w:lvlJc w:val="left"/>
+      <w:pPr>
+        <w:tabs>
+          <w:tab w:val="num" w:pos="6480"/>
+        </w:tabs>
+        <w:ind w:left="6480" w:hanging="360"/>
+      </w:pPr>
+    </w:lvl>
+  </w:abstractNum>
+  <w:abstractNum w:abstractNumId="2" w15:restartNumberingAfterBreak="0">
     <w:nsid w:val="07185036"/>
     <w:multiLevelType w:val="multilevel"/>
     <w:tmpl w:val="D6BC8702"/>
@@ -5601,7 +5703,7 @@
       </w:rPr>
     </w:lvl>
   </w:abstractNum>
-  <w:abstractNum w:abstractNumId="2" w15:restartNumberingAfterBreak="0">
+  <w:abstractNum w:abstractNumId="3" w15:restartNumberingAfterBreak="0">
     <w:nsid w:val="08D168F0"/>
     <w:multiLevelType w:val="multilevel"/>
     <w:tmpl w:val="1D0EE58C"/>
@@ -5750,7 +5852,7 @@
       </w:rPr>
     </w:lvl>
   </w:abstractNum>
-  <w:abstractNum w:abstractNumId="3" w15:restartNumberingAfterBreak="0">
+  <w:abstractNum w:abstractNumId="4" w15:restartNumberingAfterBreak="0">
     <w:nsid w:val="09220775"/>
     <w:multiLevelType w:val="multilevel"/>
     <w:tmpl w:val="7DD8384C"/>
@@ -5899,7 +6001,120 @@
       </w:rPr>
     </w:lvl>
   </w:abstractNum>
-  <w:abstractNum w:abstractNumId="4" w15:restartNumberingAfterBreak="0">
+  <w:abstractNum w:abstractNumId="5" w15:restartNumberingAfterBreak="0">
+    <w:nsid w:val="0AB9149F"/>
+    <w:multiLevelType w:val="hybridMultilevel"/>
+    <w:tmpl w:val="951E2352"/>
+    <w:lvl w:ilvl="0" w:tplc="38090001">
+      <w:start w:val="1"/>
+      <w:numFmt w:val="bullet"/>
+      <w:lvlText w:val=""/>
+      <w:lvlJc w:val="left"/>
+      <w:pPr>
+        <w:ind w:left="720" w:hanging="360"/>
+      </w:pPr>
+      <w:rPr>
+        <w:rFonts w:ascii="Symbol" w:hAnsi="Symbol" w:hint="default"/>
+      </w:rPr>
+    </w:lvl>
+    <w:lvl w:ilvl="1" w:tplc="38090003">
+      <w:start w:val="1"/>
+      <w:numFmt w:val="bullet"/>
+      <w:lvlText w:val="o"/>
+      <w:lvlJc w:val="left"/>
+      <w:pPr>
+        <w:ind w:left="1440" w:hanging="360"/>
+      </w:pPr>
+      <w:rPr>
+        <w:rFonts w:ascii="Courier New" w:hAnsi="Courier New" w:cs="Courier New" w:hint="default"/>
+      </w:rPr>
+    </w:lvl>
+    <w:lvl w:ilvl="2" w:tplc="38090005">
+      <w:start w:val="1"/>
+      <w:numFmt w:val="bullet"/>
+      <w:lvlText w:val=""/>
+      <w:lvlJc w:val="left"/>
+      <w:pPr>
+        <w:ind w:left="2160" w:hanging="360"/>
+      </w:pPr>
+      <w:rPr>
+        <w:rFonts w:ascii="Wingdings" w:hAnsi="Wingdings" w:hint="default"/>
+      </w:rPr>
+    </w:lvl>
+    <w:lvl w:ilvl="3" w:tplc="38090001" w:tentative="1">
+      <w:start w:val="1"/>
+      <w:numFmt w:val="bullet"/>
+      <w:lvlText w:val=""/>
+      <w:lvlJc w:val="left"/>
+      <w:pPr>
+        <w:ind w:left="2880" w:hanging="360"/>
+      </w:pPr>
+      <w:rPr>
+        <w:rFonts w:ascii="Symbol" w:hAnsi="Symbol" w:hint="default"/>
+      </w:rPr>
+    </w:lvl>
+    <w:lvl w:ilvl="4" w:tplc="38090003" w:tentative="1">
+      <w:start w:val="1"/>
+      <w:numFmt w:val="bullet"/>
+      <w:lvlText w:val="o"/>
+      <w:lvlJc w:val="left"/>
+      <w:pPr>
+        <w:ind w:left="3600" w:hanging="360"/>
+      </w:pPr>
+      <w:rPr>
+        <w:rFonts w:ascii="Courier New" w:hAnsi="Courier New" w:cs="Courier New" w:hint="default"/>
+      </w:rPr>
+    </w:lvl>
+    <w:lvl w:ilvl="5" w:tplc="38090005" w:tentative="1">
+      <w:start w:val="1"/>
+      <w:numFmt w:val="bullet"/>
+      <w:lvlText w:val=""/>
+      <w:lvlJc w:val="left"/>
+      <w:pPr>
+        <w:ind w:left="4320" w:hanging="360"/>
+      </w:pPr>
+      <w:rPr>
+        <w:rFonts w:ascii="Wingdings" w:hAnsi="Wingdings" w:hint="default"/>
+      </w:rPr>
+    </w:lvl>
+    <w:lvl w:ilvl="6" w:tplc="38090001" w:tentative="1">
+      <w:start w:val="1"/>
+      <w:numFmt w:val="bullet"/>
+      <w:lvlText w:val=""/>
+      <w:lvlJc w:val="left"/>
+      <w:pPr>
+        <w:ind w:left="5040" w:hanging="360"/>
+      </w:pPr>
+      <w:rPr>
+        <w:rFonts w:ascii="Symbol" w:hAnsi="Symbol" w:hint="default"/>
+      </w:rPr>
+    </w:lvl>
+    <w:lvl w:ilvl="7" w:tplc="38090003" w:tentative="1">
+      <w:start w:val="1"/>
+      <w:numFmt w:val="bullet"/>
+      <w:lvlText w:val="o"/>
+      <w:lvlJc w:val="left"/>
+      <w:pPr>
+        <w:ind w:left="5760" w:hanging="360"/>
+      </w:pPr>
+      <w:rPr>
+        <w:rFonts w:ascii="Courier New" w:hAnsi="Courier New" w:cs="Courier New" w:hint="default"/>
+      </w:rPr>
+    </w:lvl>
+    <w:lvl w:ilvl="8" w:tplc="38090005" w:tentative="1">
+      <w:start w:val="1"/>
+      <w:numFmt w:val="bullet"/>
+      <w:lvlText w:val=""/>
+      <w:lvlJc w:val="left"/>
+      <w:pPr>
+        <w:ind w:left="6480" w:hanging="360"/>
+      </w:pPr>
+      <w:rPr>
+        <w:rFonts w:ascii="Wingdings" w:hAnsi="Wingdings" w:hint="default"/>
+      </w:rPr>
+    </w:lvl>
+  </w:abstractNum>
+  <w:abstractNum w:abstractNumId="6" w15:restartNumberingAfterBreak="0">
     <w:nsid w:val="0BBC6B95"/>
     <w:multiLevelType w:val="multilevel"/>
     <w:tmpl w:val="115C5638"/>
@@ -6048,7 +6263,7 @@
       </w:rPr>
     </w:lvl>
   </w:abstractNum>
-  <w:abstractNum w:abstractNumId="5" w15:restartNumberingAfterBreak="0">
+  <w:abstractNum w:abstractNumId="7" w15:restartNumberingAfterBreak="0">
     <w:nsid w:val="0BD47866"/>
     <w:multiLevelType w:val="multilevel"/>
     <w:tmpl w:val="5C640098"/>
@@ -6197,7 +6412,7 @@
       </w:rPr>
     </w:lvl>
   </w:abstractNum>
-  <w:abstractNum w:abstractNumId="6" w15:restartNumberingAfterBreak="0">
+  <w:abstractNum w:abstractNumId="8" w15:restartNumberingAfterBreak="0">
     <w:nsid w:val="19352EF4"/>
     <w:multiLevelType w:val="multilevel"/>
     <w:tmpl w:val="EE7EE55A"/>
@@ -6310,7 +6525,7 @@
       </w:pPr>
     </w:lvl>
   </w:abstractNum>
-  <w:abstractNum w:abstractNumId="7" w15:restartNumberingAfterBreak="0">
+  <w:abstractNum w:abstractNumId="9" w15:restartNumberingAfterBreak="0">
     <w:nsid w:val="1C0351CB"/>
     <w:multiLevelType w:val="multilevel"/>
     <w:tmpl w:val="5A04D8CA"/>
@@ -6459,7 +6674,7 @@
       </w:rPr>
     </w:lvl>
   </w:abstractNum>
-  <w:abstractNum w:abstractNumId="8" w15:restartNumberingAfterBreak="0">
+  <w:abstractNum w:abstractNumId="10" w15:restartNumberingAfterBreak="0">
     <w:nsid w:val="1CC44BAC"/>
     <w:multiLevelType w:val="multilevel"/>
     <w:tmpl w:val="B43E3814"/>
@@ -6608,7 +6823,128 @@
       </w:rPr>
     </w:lvl>
   </w:abstractNum>
-  <w:abstractNum w:abstractNumId="9" w15:restartNumberingAfterBreak="0">
+  <w:abstractNum w:abstractNumId="11" w15:restartNumberingAfterBreak="0">
+    <w:nsid w:val="1DE9296E"/>
+    <w:multiLevelType w:val="multilevel"/>
+    <w:tmpl w:val="71C40D58"/>
+    <w:lvl w:ilvl="0">
+      <w:start w:val="1"/>
+      <w:numFmt w:val="decimal"/>
+      <w:lvlText w:val="%1."/>
+      <w:lvlJc w:val="left"/>
+      <w:pPr>
+        <w:tabs>
+          <w:tab w:val="num" w:pos="720"/>
+        </w:tabs>
+        <w:ind w:left="720" w:hanging="360"/>
+      </w:pPr>
+    </w:lvl>
+    <w:lvl w:ilvl="1">
+      <w:start w:val="1"/>
+      <w:numFmt w:val="bullet"/>
+      <w:lvlText w:val="o"/>
+      <w:lvlJc w:val="left"/>
+      <w:pPr>
+        <w:tabs>
+          <w:tab w:val="num" w:pos="1440"/>
+        </w:tabs>
+        <w:ind w:left="1440" w:hanging="360"/>
+      </w:pPr>
+      <w:rPr>
+        <w:rFonts w:ascii="Courier New" w:hAnsi="Courier New" w:hint="default"/>
+        <w:sz w:val="20"/>
+      </w:rPr>
+    </w:lvl>
+    <w:lvl w:ilvl="2">
+      <w:start w:val="1"/>
+      <w:numFmt w:val="bullet"/>
+      <w:lvlText w:val=""/>
+      <w:lvlJc w:val="left"/>
+      <w:pPr>
+        <w:tabs>
+          <w:tab w:val="num" w:pos="2160"/>
+        </w:tabs>
+        <w:ind w:left="2160" w:hanging="360"/>
+      </w:pPr>
+      <w:rPr>
+        <w:rFonts w:ascii="Wingdings" w:hAnsi="Wingdings" w:hint="default"/>
+        <w:sz w:val="20"/>
+      </w:rPr>
+    </w:lvl>
+    <w:lvl w:ilvl="3" w:tentative="1">
+      <w:start w:val="1"/>
+      <w:numFmt w:val="decimal"/>
+      <w:lvlText w:val="%4."/>
+      <w:lvlJc w:val="left"/>
+      <w:pPr>
+        <w:tabs>
+          <w:tab w:val="num" w:pos="2880"/>
+        </w:tabs>
+        <w:ind w:left="2880" w:hanging="360"/>
+      </w:pPr>
+    </w:lvl>
+    <w:lvl w:ilvl="4" w:tentative="1">
+      <w:start w:val="1"/>
+      <w:numFmt w:val="decimal"/>
+      <w:lvlText w:val="%5."/>
+      <w:lvlJc w:val="left"/>
+      <w:pPr>
+        <w:tabs>
+          <w:tab w:val="num" w:pos="3600"/>
+        </w:tabs>
+        <w:ind w:left="3600" w:hanging="360"/>
+      </w:pPr>
+    </w:lvl>
+    <w:lvl w:ilvl="5" w:tentative="1">
+      <w:start w:val="1"/>
+      <w:numFmt w:val="decimal"/>
+      <w:lvlText w:val="%6."/>
+      <w:lvlJc w:val="left"/>
+      <w:pPr>
+        <w:tabs>
+          <w:tab w:val="num" w:pos="4320"/>
+        </w:tabs>
+        <w:ind w:left="4320" w:hanging="360"/>
+      </w:pPr>
+    </w:lvl>
+    <w:lvl w:ilvl="6" w:tentative="1">
+      <w:start w:val="1"/>
+      <w:numFmt w:val="decimal"/>
+      <w:lvlText w:val="%7."/>
+      <w:lvlJc w:val="left"/>
+      <w:pPr>
+        <w:tabs>
+          <w:tab w:val="num" w:pos="5040"/>
+        </w:tabs>
+        <w:ind w:left="5040" w:hanging="360"/>
+      </w:pPr>
+    </w:lvl>
+    <w:lvl w:ilvl="7" w:tentative="1">
+      <w:start w:val="1"/>
+      <w:numFmt w:val="decimal"/>
+      <w:lvlText w:val="%8."/>
+      <w:lvlJc w:val="left"/>
+      <w:pPr>
+        <w:tabs>
+          <w:tab w:val="num" w:pos="5760"/>
+        </w:tabs>
+        <w:ind w:left="5760" w:hanging="360"/>
+      </w:pPr>
+    </w:lvl>
+    <w:lvl w:ilvl="8" w:tentative="1">
+      <w:start w:val="1"/>
+      <w:numFmt w:val="decimal"/>
+      <w:lvlText w:val="%9."/>
+      <w:lvlJc w:val="left"/>
+      <w:pPr>
+        <w:tabs>
+          <w:tab w:val="num" w:pos="6480"/>
+        </w:tabs>
+        <w:ind w:left="6480" w:hanging="360"/>
+      </w:pPr>
+    </w:lvl>
+  </w:abstractNum>
+  <w:abstractNum w:abstractNumId="12" w15:restartNumberingAfterBreak="0">
     <w:nsid w:val="245C2475"/>
     <w:multiLevelType w:val="multilevel"/>
     <w:tmpl w:val="85B6120A"/>
@@ -6757,7 +7093,7 @@
       </w:rPr>
     </w:lvl>
   </w:abstractNum>
-  <w:abstractNum w:abstractNumId="10" w15:restartNumberingAfterBreak="0">
+  <w:abstractNum w:abstractNumId="13" w15:restartNumberingAfterBreak="0">
     <w:nsid w:val="2AFB1E4D"/>
     <w:multiLevelType w:val="multilevel"/>
     <w:tmpl w:val="47700DD6"/>
@@ -6906,7 +7242,7 @@
       </w:rPr>
     </w:lvl>
   </w:abstractNum>
-  <w:abstractNum w:abstractNumId="11" w15:restartNumberingAfterBreak="0">
+  <w:abstractNum w:abstractNumId="14" w15:restartNumberingAfterBreak="0">
     <w:nsid w:val="36825B44"/>
     <w:multiLevelType w:val="multilevel"/>
     <w:tmpl w:val="164266E0"/>
@@ -7055,7 +7391,7 @@
       </w:rPr>
     </w:lvl>
   </w:abstractNum>
-  <w:abstractNum w:abstractNumId="12" w15:restartNumberingAfterBreak="0">
+  <w:abstractNum w:abstractNumId="15" w15:restartNumberingAfterBreak="0">
     <w:nsid w:val="3E230A20"/>
     <w:multiLevelType w:val="multilevel"/>
     <w:tmpl w:val="2B2E0D52"/>
@@ -7204,7 +7540,7 @@
       </w:rPr>
     </w:lvl>
   </w:abstractNum>
-  <w:abstractNum w:abstractNumId="13" w15:restartNumberingAfterBreak="0">
+  <w:abstractNum w:abstractNumId="16" w15:restartNumberingAfterBreak="0">
     <w:nsid w:val="475D7103"/>
     <w:multiLevelType w:val="multilevel"/>
     <w:tmpl w:val="B4EEA58E"/>
@@ -7325,7 +7661,7 @@
       </w:pPr>
     </w:lvl>
   </w:abstractNum>
-  <w:abstractNum w:abstractNumId="14" w15:restartNumberingAfterBreak="0">
+  <w:abstractNum w:abstractNumId="17" w15:restartNumberingAfterBreak="0">
     <w:nsid w:val="4A224821"/>
     <w:multiLevelType w:val="multilevel"/>
     <w:tmpl w:val="D2267E5A"/>
@@ -7446,7 +7782,7 @@
       </w:pPr>
     </w:lvl>
   </w:abstractNum>
-  <w:abstractNum w:abstractNumId="15" w15:restartNumberingAfterBreak="0">
+  <w:abstractNum w:abstractNumId="18" w15:restartNumberingAfterBreak="0">
     <w:nsid w:val="4B066D71"/>
     <w:multiLevelType w:val="multilevel"/>
     <w:tmpl w:val="B774553C"/>
@@ -7563,7 +7899,128 @@
       </w:pPr>
     </w:lvl>
   </w:abstractNum>
-  <w:abstractNum w:abstractNumId="16" w15:restartNumberingAfterBreak="0">
+  <w:abstractNum w:abstractNumId="19" w15:restartNumberingAfterBreak="0">
+    <w:nsid w:val="4C620E84"/>
+    <w:multiLevelType w:val="multilevel"/>
+    <w:tmpl w:val="71C40D58"/>
+    <w:lvl w:ilvl="0">
+      <w:start w:val="1"/>
+      <w:numFmt w:val="decimal"/>
+      <w:lvlText w:val="%1."/>
+      <w:lvlJc w:val="left"/>
+      <w:pPr>
+        <w:tabs>
+          <w:tab w:val="num" w:pos="720"/>
+        </w:tabs>
+        <w:ind w:left="720" w:hanging="360"/>
+      </w:pPr>
+    </w:lvl>
+    <w:lvl w:ilvl="1">
+      <w:start w:val="1"/>
+      <w:numFmt w:val="bullet"/>
+      <w:lvlText w:val="o"/>
+      <w:lvlJc w:val="left"/>
+      <w:pPr>
+        <w:tabs>
+          <w:tab w:val="num" w:pos="1440"/>
+        </w:tabs>
+        <w:ind w:left="1440" w:hanging="360"/>
+      </w:pPr>
+      <w:rPr>
+        <w:rFonts w:ascii="Courier New" w:hAnsi="Courier New" w:hint="default"/>
+        <w:sz w:val="20"/>
+      </w:rPr>
+    </w:lvl>
+    <w:lvl w:ilvl="2">
+      <w:start w:val="1"/>
+      <w:numFmt w:val="bullet"/>
+      <w:lvlText w:val=""/>
+      <w:lvlJc w:val="left"/>
+      <w:pPr>
+        <w:tabs>
+          <w:tab w:val="num" w:pos="2160"/>
+        </w:tabs>
+        <w:ind w:left="2160" w:hanging="360"/>
+      </w:pPr>
+      <w:rPr>
+        <w:rFonts w:ascii="Wingdings" w:hAnsi="Wingdings" w:hint="default"/>
+        <w:sz w:val="20"/>
+      </w:rPr>
+    </w:lvl>
+    <w:lvl w:ilvl="3" w:tentative="1">
+      <w:start w:val="1"/>
+      <w:numFmt w:val="decimal"/>
+      <w:lvlText w:val="%4."/>
+      <w:lvlJc w:val="left"/>
+      <w:pPr>
+        <w:tabs>
+          <w:tab w:val="num" w:pos="2880"/>
+        </w:tabs>
+        <w:ind w:left="2880" w:hanging="360"/>
+      </w:pPr>
+    </w:lvl>
+    <w:lvl w:ilvl="4" w:tentative="1">
+      <w:start w:val="1"/>
+      <w:numFmt w:val="decimal"/>
+      <w:lvlText w:val="%5."/>
+      <w:lvlJc w:val="left"/>
+      <w:pPr>
+        <w:tabs>
+          <w:tab w:val="num" w:pos="3600"/>
+        </w:tabs>
+        <w:ind w:left="3600" w:hanging="360"/>
+      </w:pPr>
+    </w:lvl>
+    <w:lvl w:ilvl="5" w:tentative="1">
+      <w:start w:val="1"/>
+      <w:numFmt w:val="decimal"/>
+      <w:lvlText w:val="%6."/>
+      <w:lvlJc w:val="left"/>
+      <w:pPr>
+        <w:tabs>
+          <w:tab w:val="num" w:pos="4320"/>
+        </w:tabs>
+        <w:ind w:left="4320" w:hanging="360"/>
+      </w:pPr>
+    </w:lvl>
+    <w:lvl w:ilvl="6" w:tentative="1">
+      <w:start w:val="1"/>
+      <w:numFmt w:val="decimal"/>
+      <w:lvlText w:val="%7."/>
+      <w:lvlJc w:val="left"/>
+      <w:pPr>
+        <w:tabs>
+          <w:tab w:val="num" w:pos="5040"/>
+        </w:tabs>
+        <w:ind w:left="5040" w:hanging="360"/>
+      </w:pPr>
+    </w:lvl>
+    <w:lvl w:ilvl="7" w:tentative="1">
+      <w:start w:val="1"/>
+      <w:numFmt w:val="decimal"/>
+      <w:lvlText w:val="%8."/>
+      <w:lvlJc w:val="left"/>
+      <w:pPr>
+        <w:tabs>
+          <w:tab w:val="num" w:pos="5760"/>
+        </w:tabs>
+        <w:ind w:left="5760" w:hanging="360"/>
+      </w:pPr>
+    </w:lvl>
+    <w:lvl w:ilvl="8" w:tentative="1">
+      <w:start w:val="1"/>
+      <w:numFmt w:val="decimal"/>
+      <w:lvlText w:val="%9."/>
+      <w:lvlJc w:val="left"/>
+      <w:pPr>
+        <w:tabs>
+          <w:tab w:val="num" w:pos="6480"/>
+        </w:tabs>
+        <w:ind w:left="6480" w:hanging="360"/>
+      </w:pPr>
+    </w:lvl>
+  </w:abstractNum>
+  <w:abstractNum w:abstractNumId="20" w15:restartNumberingAfterBreak="0">
     <w:nsid w:val="4E9323AB"/>
     <w:multiLevelType w:val="multilevel"/>
     <w:tmpl w:val="378A302E"/>
@@ -7712,7 +8169,7 @@
       </w:rPr>
     </w:lvl>
   </w:abstractNum>
-  <w:abstractNum w:abstractNumId="17" w15:restartNumberingAfterBreak="0">
+  <w:abstractNum w:abstractNumId="21" w15:restartNumberingAfterBreak="0">
     <w:nsid w:val="54C60150"/>
     <w:multiLevelType w:val="multilevel"/>
     <w:tmpl w:val="ECAC3090"/>
@@ -7861,10 +8318,10 @@
       </w:rPr>
     </w:lvl>
   </w:abstractNum>
-  <w:abstractNum w:abstractNumId="18" w15:restartNumberingAfterBreak="0">
+  <w:abstractNum w:abstractNumId="22" w15:restartNumberingAfterBreak="0">
     <w:nsid w:val="55154A61"/>
     <w:multiLevelType w:val="multilevel"/>
-    <w:tmpl w:val="60DE99C4"/>
+    <w:tmpl w:val="752EF822"/>
     <w:lvl w:ilvl="0">
       <w:start w:val="1"/>
       <w:numFmt w:val="decimal"/>
@@ -7890,6 +8347,9 @@
       </w:pPr>
       <w:rPr>
         <w:rFonts w:ascii="Courier New" w:hAnsi="Courier New" w:hint="default"/>
+        <w:b w:val="0"/>
+        <w:bCs w:val="0"/>
+        <w:color w:val="auto"/>
         <w:sz w:val="20"/>
       </w:rPr>
     </w:lvl>
@@ -7978,7 +8438,7 @@
       </w:pPr>
     </w:lvl>
   </w:abstractNum>
-  <w:abstractNum w:abstractNumId="19" w15:restartNumberingAfterBreak="0">
+  <w:abstractNum w:abstractNumId="23" w15:restartNumberingAfterBreak="0">
     <w:nsid w:val="55AA33F5"/>
     <w:multiLevelType w:val="multilevel"/>
     <w:tmpl w:val="EE165278"/>
@@ -8127,7 +8587,7 @@
       </w:rPr>
     </w:lvl>
   </w:abstractNum>
-  <w:abstractNum w:abstractNumId="20" w15:restartNumberingAfterBreak="0">
+  <w:abstractNum w:abstractNumId="24" w15:restartNumberingAfterBreak="0">
     <w:nsid w:val="5B1A3A30"/>
     <w:multiLevelType w:val="multilevel"/>
     <w:tmpl w:val="2A4868B4"/>
@@ -8276,7 +8736,120 @@
       </w:rPr>
     </w:lvl>
   </w:abstractNum>
-  <w:abstractNum w:abstractNumId="21" w15:restartNumberingAfterBreak="0">
+  <w:abstractNum w:abstractNumId="25" w15:restartNumberingAfterBreak="0">
+    <w:nsid w:val="5BA34D2F"/>
+    <w:multiLevelType w:val="hybridMultilevel"/>
+    <w:tmpl w:val="98E65B6E"/>
+    <w:lvl w:ilvl="0" w:tplc="38090001">
+      <w:start w:val="1"/>
+      <w:numFmt w:val="bullet"/>
+      <w:lvlText w:val=""/>
+      <w:lvlJc w:val="left"/>
+      <w:pPr>
+        <w:ind w:left="1800" w:hanging="360"/>
+      </w:pPr>
+      <w:rPr>
+        <w:rFonts w:ascii="Symbol" w:hAnsi="Symbol" w:hint="default"/>
+      </w:rPr>
+    </w:lvl>
+    <w:lvl w:ilvl="1" w:tplc="38090003" w:tentative="1">
+      <w:start w:val="1"/>
+      <w:numFmt w:val="bullet"/>
+      <w:lvlText w:val="o"/>
+      <w:lvlJc w:val="left"/>
+      <w:pPr>
+        <w:ind w:left="2520" w:hanging="360"/>
+      </w:pPr>
+      <w:rPr>
+        <w:rFonts w:ascii="Courier New" w:hAnsi="Courier New" w:cs="Courier New" w:hint="default"/>
+      </w:rPr>
+    </w:lvl>
+    <w:lvl w:ilvl="2" w:tplc="38090005" w:tentative="1">
+      <w:start w:val="1"/>
+      <w:numFmt w:val="bullet"/>
+      <w:lvlText w:val=""/>
+      <w:lvlJc w:val="left"/>
+      <w:pPr>
+        <w:ind w:left="3240" w:hanging="360"/>
+      </w:pPr>
+      <w:rPr>
+        <w:rFonts w:ascii="Wingdings" w:hAnsi="Wingdings" w:hint="default"/>
+      </w:rPr>
+    </w:lvl>
+    <w:lvl w:ilvl="3" w:tplc="38090001" w:tentative="1">
+      <w:start w:val="1"/>
+      <w:numFmt w:val="bullet"/>
+      <w:lvlText w:val=""/>
+      <w:lvlJc w:val="left"/>
+      <w:pPr>
+        <w:ind w:left="3960" w:hanging="360"/>
+      </w:pPr>
+      <w:rPr>
+        <w:rFonts w:ascii="Symbol" w:hAnsi="Symbol" w:hint="default"/>
+      </w:rPr>
+    </w:lvl>
+    <w:lvl w:ilvl="4" w:tplc="38090003" w:tentative="1">
+      <w:start w:val="1"/>
+      <w:numFmt w:val="bullet"/>
+      <w:lvlText w:val="o"/>
+      <w:lvlJc w:val="left"/>
+      <w:pPr>
+        <w:ind w:left="4680" w:hanging="360"/>
+      </w:pPr>
+      <w:rPr>
+        <w:rFonts w:ascii="Courier New" w:hAnsi="Courier New" w:cs="Courier New" w:hint="default"/>
+      </w:rPr>
+    </w:lvl>
+    <w:lvl w:ilvl="5" w:tplc="38090005" w:tentative="1">
+      <w:start w:val="1"/>
+      <w:numFmt w:val="bullet"/>
+      <w:lvlText w:val=""/>
+      <w:lvlJc w:val="left"/>
+      <w:pPr>
+        <w:ind w:left="5400" w:hanging="360"/>
+      </w:pPr>
+      <w:rPr>
+        <w:rFonts w:ascii="Wingdings" w:hAnsi="Wingdings" w:hint="default"/>
+      </w:rPr>
+    </w:lvl>
+    <w:lvl w:ilvl="6" w:tplc="38090001" w:tentative="1">
+      <w:start w:val="1"/>
+      <w:numFmt w:val="bullet"/>
+      <w:lvlText w:val=""/>
+      <w:lvlJc w:val="left"/>
+      <w:pPr>
+        <w:ind w:left="6120" w:hanging="360"/>
+      </w:pPr>
+      <w:rPr>
+        <w:rFonts w:ascii="Symbol" w:hAnsi="Symbol" w:hint="default"/>
+      </w:rPr>
+    </w:lvl>
+    <w:lvl w:ilvl="7" w:tplc="38090003" w:tentative="1">
+      <w:start w:val="1"/>
+      <w:numFmt w:val="bullet"/>
+      <w:lvlText w:val="o"/>
+      <w:lvlJc w:val="left"/>
+      <w:pPr>
+        <w:ind w:left="6840" w:hanging="360"/>
+      </w:pPr>
+      <w:rPr>
+        <w:rFonts w:ascii="Courier New" w:hAnsi="Courier New" w:cs="Courier New" w:hint="default"/>
+      </w:rPr>
+    </w:lvl>
+    <w:lvl w:ilvl="8" w:tplc="38090005" w:tentative="1">
+      <w:start w:val="1"/>
+      <w:numFmt w:val="bullet"/>
+      <w:lvlText w:val=""/>
+      <w:lvlJc w:val="left"/>
+      <w:pPr>
+        <w:ind w:left="7560" w:hanging="360"/>
+      </w:pPr>
+      <w:rPr>
+        <w:rFonts w:ascii="Wingdings" w:hAnsi="Wingdings" w:hint="default"/>
+      </w:rPr>
+    </w:lvl>
+  </w:abstractNum>
+  <w:abstractNum w:abstractNumId="26" w15:restartNumberingAfterBreak="0">
     <w:nsid w:val="5C253C68"/>
     <w:multiLevelType w:val="multilevel"/>
     <w:tmpl w:val="368AAD78"/>
@@ -8397,7 +8970,7 @@
       </w:pPr>
     </w:lvl>
   </w:abstractNum>
-  <w:abstractNum w:abstractNumId="22" w15:restartNumberingAfterBreak="0">
+  <w:abstractNum w:abstractNumId="27" w15:restartNumberingAfterBreak="0">
     <w:nsid w:val="5E6A470E"/>
     <w:multiLevelType w:val="multilevel"/>
     <w:tmpl w:val="71C40D58"/>
@@ -8518,7 +9091,7 @@
       </w:pPr>
     </w:lvl>
   </w:abstractNum>
-  <w:abstractNum w:abstractNumId="23" w15:restartNumberingAfterBreak="0">
+  <w:abstractNum w:abstractNumId="28" w15:restartNumberingAfterBreak="0">
     <w:nsid w:val="647E062A"/>
     <w:multiLevelType w:val="multilevel"/>
     <w:tmpl w:val="33D0407E"/>
@@ -8667,7 +9240,7 @@
       </w:rPr>
     </w:lvl>
   </w:abstractNum>
-  <w:abstractNum w:abstractNumId="24" w15:restartNumberingAfterBreak="0">
+  <w:abstractNum w:abstractNumId="29" w15:restartNumberingAfterBreak="0">
     <w:nsid w:val="675203F2"/>
     <w:multiLevelType w:val="multilevel"/>
     <w:tmpl w:val="FEEEA756"/>
@@ -8816,7 +9389,7 @@
       </w:rPr>
     </w:lvl>
   </w:abstractNum>
-  <w:abstractNum w:abstractNumId="25" w15:restartNumberingAfterBreak="0">
+  <w:abstractNum w:abstractNumId="30" w15:restartNumberingAfterBreak="0">
     <w:nsid w:val="6BBD0D97"/>
     <w:multiLevelType w:val="multilevel"/>
     <w:tmpl w:val="FFC6068A"/>
@@ -8933,7 +9506,7 @@
       </w:pPr>
     </w:lvl>
   </w:abstractNum>
-  <w:abstractNum w:abstractNumId="26" w15:restartNumberingAfterBreak="0">
+  <w:abstractNum w:abstractNumId="31" w15:restartNumberingAfterBreak="0">
     <w:nsid w:val="767771DE"/>
     <w:multiLevelType w:val="multilevel"/>
     <w:tmpl w:val="56B60EC4"/>
@@ -9082,7 +9655,7 @@
       </w:rPr>
     </w:lvl>
   </w:abstractNum>
-  <w:abstractNum w:abstractNumId="27" w15:restartNumberingAfterBreak="0">
+  <w:abstractNum w:abstractNumId="32" w15:restartNumberingAfterBreak="0">
     <w:nsid w:val="79481D5C"/>
     <w:multiLevelType w:val="multilevel"/>
     <w:tmpl w:val="EDB6FD32"/>
@@ -9231,7 +9804,7 @@
       </w:rPr>
     </w:lvl>
   </w:abstractNum>
-  <w:abstractNum w:abstractNumId="28" w15:restartNumberingAfterBreak="0">
+  <w:abstractNum w:abstractNumId="33" w15:restartNumberingAfterBreak="0">
     <w:nsid w:val="79DA004D"/>
     <w:multiLevelType w:val="multilevel"/>
     <w:tmpl w:val="7338B15C"/>
@@ -9381,91 +9954,106 @@
     </w:lvl>
   </w:abstractNum>
   <w:num w:numId="1" w16cid:durableId="1104304211">
-    <w:abstractNumId w:val="9"/>
+    <w:abstractNumId w:val="12"/>
   </w:num>
   <w:num w:numId="2" w16cid:durableId="2105572008">
-    <w:abstractNumId w:val="11"/>
+    <w:abstractNumId w:val="14"/>
   </w:num>
   <w:num w:numId="3" w16cid:durableId="1195777084">
-    <w:abstractNumId w:val="18"/>
+    <w:abstractNumId w:val="22"/>
   </w:num>
   <w:num w:numId="4" w16cid:durableId="761099166">
-    <w:abstractNumId w:val="19"/>
+    <w:abstractNumId w:val="23"/>
   </w:num>
   <w:num w:numId="5" w16cid:durableId="1352873912">
+    <w:abstractNumId w:val="20"/>
+  </w:num>
+  <w:num w:numId="6" w16cid:durableId="1093402749">
+    <w:abstractNumId w:val="26"/>
+  </w:num>
+  <w:num w:numId="7" w16cid:durableId="204490219">
+    <w:abstractNumId w:val="29"/>
+  </w:num>
+  <w:num w:numId="8" w16cid:durableId="119150239">
+    <w:abstractNumId w:val="4"/>
+  </w:num>
+  <w:num w:numId="9" w16cid:durableId="955722098">
+    <w:abstractNumId w:val="8"/>
+  </w:num>
+  <w:num w:numId="10" w16cid:durableId="1698043443">
     <w:abstractNumId w:val="16"/>
   </w:num>
-  <w:num w:numId="6" w16cid:durableId="1093402749">
-    <w:abstractNumId w:val="21"/>
-  </w:num>
-  <w:num w:numId="7" w16cid:durableId="204490219">
-    <w:abstractNumId w:val="24"/>
-  </w:num>
-  <w:num w:numId="8" w16cid:durableId="119150239">
-    <w:abstractNumId w:val="3"/>
-  </w:num>
-  <w:num w:numId="9" w16cid:durableId="955722098">
-    <w:abstractNumId w:val="6"/>
-  </w:num>
-  <w:num w:numId="10" w16cid:durableId="1698043443">
-    <w:abstractNumId w:val="13"/>
-  </w:num>
   <w:num w:numId="11" w16cid:durableId="1679039708">
-    <w:abstractNumId w:val="14"/>
+    <w:abstractNumId w:val="17"/>
   </w:num>
   <w:num w:numId="12" w16cid:durableId="393621053">
-    <w:abstractNumId w:val="20"/>
+    <w:abstractNumId w:val="24"/>
   </w:num>
   <w:num w:numId="13" w16cid:durableId="850068124">
     <w:abstractNumId w:val="0"/>
   </w:num>
   <w:num w:numId="14" w16cid:durableId="964119607">
+    <w:abstractNumId w:val="18"/>
+  </w:num>
+  <w:num w:numId="15" w16cid:durableId="306130573">
+    <w:abstractNumId w:val="13"/>
+  </w:num>
+  <w:num w:numId="16" w16cid:durableId="18317056">
+    <w:abstractNumId w:val="6"/>
+  </w:num>
+  <w:num w:numId="17" w16cid:durableId="254898637">
+    <w:abstractNumId w:val="32"/>
+  </w:num>
+  <w:num w:numId="18" w16cid:durableId="762529228">
+    <w:abstractNumId w:val="9"/>
+  </w:num>
+  <w:num w:numId="19" w16cid:durableId="1484154658">
+    <w:abstractNumId w:val="28"/>
+  </w:num>
+  <w:num w:numId="20" w16cid:durableId="866262455">
+    <w:abstractNumId w:val="27"/>
+  </w:num>
+  <w:num w:numId="21" w16cid:durableId="1100643579">
     <w:abstractNumId w:val="15"/>
   </w:num>
-  <w:num w:numId="15" w16cid:durableId="306130573">
+  <w:num w:numId="22" w16cid:durableId="358630332">
+    <w:abstractNumId w:val="7"/>
+  </w:num>
+  <w:num w:numId="23" w16cid:durableId="925920766">
+    <w:abstractNumId w:val="21"/>
+  </w:num>
+  <w:num w:numId="24" w16cid:durableId="1796019451">
+    <w:abstractNumId w:val="3"/>
+  </w:num>
+  <w:num w:numId="25" w16cid:durableId="2096633719">
+    <w:abstractNumId w:val="2"/>
+  </w:num>
+  <w:num w:numId="26" w16cid:durableId="1917276973">
+    <w:abstractNumId w:val="31"/>
+  </w:num>
+  <w:num w:numId="27" w16cid:durableId="1580022970">
     <w:abstractNumId w:val="10"/>
   </w:num>
-  <w:num w:numId="16" w16cid:durableId="18317056">
-    <w:abstractNumId w:val="4"/>
+  <w:num w:numId="28" w16cid:durableId="427510761">
+    <w:abstractNumId w:val="30"/>
   </w:num>
-  <w:num w:numId="17" w16cid:durableId="254898637">
-    <w:abstractNumId w:val="27"/>
+  <w:num w:numId="29" w16cid:durableId="1169515936">
+    <w:abstractNumId w:val="33"/>
   </w:num>
-  <w:num w:numId="18" w16cid:durableId="762529228">
-    <w:abstractNumId w:val="7"/>
+  <w:num w:numId="30" w16cid:durableId="2099518707">
+    <w:abstractNumId w:val="25"/>
   </w:num>
-  <w:num w:numId="19" w16cid:durableId="1484154658">
-    <w:abstractNumId w:val="23"/>
+  <w:num w:numId="31" w16cid:durableId="1164852992">
+    <w:abstractNumId w:val="11"/>
   </w:num>
-  <w:num w:numId="20" w16cid:durableId="866262455">
-    <w:abstractNumId w:val="22"/>
+  <w:num w:numId="32" w16cid:durableId="404913819">
+    <w:abstractNumId w:val="19"/>
   </w:num>
-  <w:num w:numId="21" w16cid:durableId="1100643579">
-    <w:abstractNumId w:val="12"/>
-  </w:num>
-  <w:num w:numId="22" w16cid:durableId="358630332">
-    <w:abstractNumId w:val="5"/>
-  </w:num>
-  <w:num w:numId="23" w16cid:durableId="925920766">
-    <w:abstractNumId w:val="17"/>
-  </w:num>
-  <w:num w:numId="24" w16cid:durableId="1796019451">
-    <w:abstractNumId w:val="2"/>
-  </w:num>
-  <w:num w:numId="25" w16cid:durableId="2096633719">
+  <w:num w:numId="33" w16cid:durableId="193932687">
     <w:abstractNumId w:val="1"/>
   </w:num>
-  <w:num w:numId="26" w16cid:durableId="1917276973">
-    <w:abstractNumId w:val="26"/>
-  </w:num>
-  <w:num w:numId="27" w16cid:durableId="1580022970">
-    <w:abstractNumId w:val="8"/>
-  </w:num>
-  <w:num w:numId="28" w16cid:durableId="427510761">
-    <w:abstractNumId w:val="25"/>
-  </w:num>
-  <w:num w:numId="29" w16cid:durableId="1169515936">
-    <w:abstractNumId w:val="28"/>
+  <w:num w:numId="34" w16cid:durableId="1945308784">
+    <w:abstractNumId w:val="5"/>
   </w:num>
 </w:numbering>
 </file>
@@ -10083,6 +10671,7 @@
   <w:style w:type="character" w:default="1" w:styleId="DefaultParagraphFont">
     <w:name w:val="Default Paragraph Font"/>
     <w:uiPriority w:val="1"/>
+    <w:semiHidden/>
     <w:unhideWhenUsed/>
   </w:style>
   <w:style w:type="table" w:default="1" w:styleId="TableNormal">
